--- a/tillsyn/A 22198-2025 tillsynsbegäran.docx
+++ b/tillsyn/A 22198-2025 tillsynsbegäran.docx
@@ -422,7 +422,7 @@
     <w:r>
       <w:tab/>
       <w:tab/>
-      <w:t>2026-01-23</w:t>
+      <w:t>2026-01-24</w:t>
       <w:br/>
       <w:br/>
     </w:r>

--- a/tillsyn/A 22198-2025 tillsynsbegäran.docx
+++ b/tillsyn/A 22198-2025 tillsynsbegäran.docx
@@ -422,7 +422,7 @@
     <w:r>
       <w:tab/>
       <w:tab/>
-      <w:t>2026-01-24</w:t>
+      <w:t>2026-01-25</w:t>
       <w:br/>
       <w:br/>
     </w:r>

--- a/tillsyn/A 22198-2025 tillsynsbegäran.docx
+++ b/tillsyn/A 22198-2025 tillsynsbegäran.docx
@@ -422,7 +422,7 @@
     <w:r>
       <w:tab/>
       <w:tab/>
-      <w:t>2026-01-25</w:t>
+      <w:t>2026-01-26</w:t>
       <w:br/>
       <w:br/>
     </w:r>

--- a/tillsyn/A 22198-2025 tillsynsbegäran.docx
+++ b/tillsyn/A 22198-2025 tillsynsbegäran.docx
@@ -422,7 +422,7 @@
     <w:r>
       <w:tab/>
       <w:tab/>
-      <w:t>2026-01-26</w:t>
+      <w:t>2026-01-27</w:t>
       <w:br/>
       <w:br/>
     </w:r>

--- a/tillsyn/A 22198-2025 tillsynsbegäran.docx
+++ b/tillsyn/A 22198-2025 tillsynsbegäran.docx
@@ -422,7 +422,7 @@
     <w:r>
       <w:tab/>
       <w:tab/>
-      <w:t>2026-01-27</w:t>
+      <w:t>2026-01-28</w:t>
       <w:br/>
       <w:br/>
     </w:r>

--- a/tillsyn/A 22198-2025 tillsynsbegäran.docx
+++ b/tillsyn/A 22198-2025 tillsynsbegäran.docx
@@ -107,7 +107,16 @@
         <w:t>Corticeus longulus</w:t>
       </w:r>
       <w:r>
-        <w:t xml:space="preserve"> (VU), tallbarksvartbagge (VU), tallgångbagge (VU) och cholodkovskys bastborre (NT). Den mindre märgborrens måsvingeliknande gnaggångar är lätta att känna igen och hittas ofta på grova tallgrenar på marken. Rika förekomster av främst mindre märgborre men även skarptandad barkborre (NT) är en signal för artrikedom och inventeringar har visat att det är i skogar med en naturlig självgallring som det skapas förutsättningar för dessa arter samt de efterföljande åtgärdsprogramsarterna. Tallskogar med stark förekomst av mindre märgborre och skarptandad barkborre bör avsättas som reservat. Generellt bör hänsyn tas vid slutavverkning av talldominerad skog så att avverkningsrester som gren- och toppdelar lämnas (Pettersson, 2014; Hedgren, 2012; Gunnarsson m fl., 1999).</w:t>
+        <w:t xml:space="preserve"> (VU), tallbarksvartbagge (VU), tallgångbagge (VU) och cholodkovskys bastborre (NT). Den mindre märgborrens måsvingeliknande gnaggångar är lätta att känna igen och hittas ofta på grova tallgrenar på marken. Rika förekomster av främst mindre märgborre men även skarptandad barkborre (NT) är en signal för artrikedom och inventeringar har visat att det är i skogar med en naturlig självgallring som det skapas förutsättningar för dessa arter samt de efterföljande åtgärdsprogramsarterna. Tallskogar med stark förekomst av mindre märgborre och skarptandad barkborre bör avsättas som reservat. Generellt bör hänsyn tas vid slutavverkning av talldominerad skog så att avverkningsrester som gren- och toppdelar lämnas. Mindre märgborre är typisk art för </w:t>
+      </w:r>
+      <w:r>
+        <w:rPr>
+          <w:i/>
+        </w:rPr>
+        <w:t>9060 Åsbarrskog</w:t>
+      </w:r>
+      <w:r>
+        <w:t xml:space="preserve"> (Pettersson, 2014; Hedgren, 2012; Gunnarsson m fl., 1999).</w:t>
       </w:r>
     </w:p>
     <w:p>
@@ -157,7 +166,16 @@
     </w:p>
     <w:p>
       <w:r>
-        <w:t>Rika förekomster av främst mindre märgborre men även skarptandad barkborre (NT) är en signal för artrikedom och inventeringar har visat att det är i skogar med en naturlig självgallring som det skapas förutsättningar för dessa arter samt de efterföljande åtgärdsprogramsarterna (Pettersson, 2014; Hedgren, 2012). Tallskogar med stark förekomst av mindre märgborre och skarptandad barkborre bör avsättas som reservat. Generellt bör hänsyn tas vid slutavverkning av talldominerad skog så att avverkningsrester som gren- och toppdelar (s.k. GROT) lämnas (Pettersson, 2014).</w:t>
+        <w:t xml:space="preserve">Rika förekomster av främst mindre märgborre men även skarptandad barkborre (NT) är en signal för artrikedom och inventeringar har visat att det är i skogar med en naturlig självgallring som det skapas förutsättningar för dessa arter samt de efterföljande åtgärdsprogramsarterna (Pettersson, 2014; Hedgren, 2012). Tallskogar med stark förekomst av mindre märgborre och skarptandad barkborre bör avsättas som reservat. Generellt bör hänsyn tas vid slutavverkning av talldominerad skog så att avverkningsrester som gren- och toppdelar (s.k. GROT) lämnas. Mindre märgborre är typisk art för </w:t>
+      </w:r>
+      <w:r>
+        <w:rPr>
+          <w:i/>
+        </w:rPr>
+        <w:t>9060 Åsbarrskog</w:t>
+      </w:r>
+      <w:r>
+        <w:t xml:space="preserve"> (Pettersson, 2014; SLU Artdatabanken, 2024).</w:t>
       </w:r>
     </w:p>
     <w:p>
@@ -268,6 +286,20 @@
     </w:p>
     <w:p>
       <w:r>
+        <w:t xml:space="preserve">SLU Artdatabanken, 2024. </w:t>
+      </w:r>
+      <w:r>
+        <w:rPr>
+          <w:i/>
+        </w:rPr>
+        <w:t xml:space="preserve">Artfaktablad. Naturvård – artfakta. </w:t>
+      </w:r>
+      <w:r>
+        <w:t>SLU Artdatabanken, Uppsala.</w:t>
+      </w:r>
+    </w:p>
+    <w:p>
+      <w:r>
         <w:t xml:space="preserve">Wikars, L.-O., Hansson, J. &amp; Hedgren, O., 2010. </w:t>
       </w:r>
       <w:r>
@@ -422,7 +454,7 @@
     <w:r>
       <w:tab/>
       <w:tab/>
-      <w:t>2026-01-28</w:t>
+      <w:t>2026-01-29</w:t>
       <w:br/>
       <w:br/>
     </w:r>

--- a/tillsyn/A 22198-2025 tillsynsbegäran.docx
+++ b/tillsyn/A 22198-2025 tillsynsbegäran.docx
@@ -454,7 +454,7 @@
     <w:r>
       <w:tab/>
       <w:tab/>
-      <w:t>2026-01-29</w:t>
+      <w:t>2026-01-30</w:t>
       <w:br/>
       <w:br/>
     </w:r>

--- a/tillsyn/A 22198-2025 tillsynsbegäran.docx
+++ b/tillsyn/A 22198-2025 tillsynsbegäran.docx
@@ -454,7 +454,7 @@
     <w:r>
       <w:tab/>
       <w:tab/>
-      <w:t>2026-01-30</w:t>
+      <w:t>2026-01-31</w:t>
       <w:br/>
       <w:br/>
     </w:r>

--- a/tillsyn/A 22198-2025 tillsynsbegäran.docx
+++ b/tillsyn/A 22198-2025 tillsynsbegäran.docx
@@ -454,7 +454,7 @@
     <w:r>
       <w:tab/>
       <w:tab/>
-      <w:t>2026-02-21</w:t>
+      <w:t>2026-02-22</w:t>
       <w:br/>
       <w:br/>
     </w:r>

--- a/tillsyn/A 22198-2025 tillsynsbegäran.docx
+++ b/tillsyn/A 22198-2025 tillsynsbegäran.docx
@@ -454,7 +454,7 @@
     <w:r>
       <w:tab/>
       <w:tab/>
-      <w:t>2026-02-22</w:t>
+      <w:t>2026-02-23</w:t>
       <w:br/>
       <w:br/>
     </w:r>

--- a/tillsyn/A 22198-2025 tillsynsbegäran.docx
+++ b/tillsyn/A 22198-2025 tillsynsbegäran.docx
@@ -454,7 +454,7 @@
     <w:r>
       <w:tab/>
       <w:tab/>
-      <w:t>2026-02-23</w:t>
+      <w:t>2026-02-24</w:t>
       <w:br/>
       <w:br/>
     </w:r>

--- a/tillsyn/A 22198-2025 tillsynsbegäran.docx
+++ b/tillsyn/A 22198-2025 tillsynsbegäran.docx
@@ -454,7 +454,7 @@
     <w:r>
       <w:tab/>
       <w:tab/>
-      <w:t>2026-02-24</w:t>
+      <w:t>2026-02-25</w:t>
       <w:br/>
       <w:br/>
     </w:r>

--- a/tillsyn/A 22198-2025 tillsynsbegäran.docx
+++ b/tillsyn/A 22198-2025 tillsynsbegäran.docx
@@ -454,7 +454,7 @@
     <w:r>
       <w:tab/>
       <w:tab/>
-      <w:t>2026-02-25</w:t>
+      <w:t>2026-02-26</w:t>
       <w:br/>
       <w:br/>
     </w:r>

--- a/tillsyn/A 22198-2025 tillsynsbegäran.docx
+++ b/tillsyn/A 22198-2025 tillsynsbegäran.docx
@@ -454,7 +454,7 @@
     <w:r>
       <w:tab/>
       <w:tab/>
-      <w:t>2026-02-26</w:t>
+      <w:t>2026-02-28</w:t>
       <w:br/>
       <w:br/>
     </w:r>

--- a/tillsyn/A 22198-2025 tillsynsbegäran.docx
+++ b/tillsyn/A 22198-2025 tillsynsbegäran.docx
@@ -454,7 +454,7 @@
     <w:r>
       <w:tab/>
       <w:tab/>
-      <w:t>2026-02-28</w:t>
+      <w:t>2026-03-01</w:t>
       <w:br/>
       <w:br/>
     </w:r>

--- a/tillsyn/A 22198-2025 tillsynsbegäran.docx
+++ b/tillsyn/A 22198-2025 tillsynsbegäran.docx
@@ -454,7 +454,7 @@
     <w:r>
       <w:tab/>
       <w:tab/>
-      <w:t>2026-03-01</w:t>
+      <w:t>2026-03-02</w:t>
       <w:br/>
       <w:br/>
     </w:r>

--- a/tillsyn/A 22198-2025 tillsynsbegäran.docx
+++ b/tillsyn/A 22198-2025 tillsynsbegäran.docx
@@ -454,7 +454,7 @@
     <w:r>
       <w:tab/>
       <w:tab/>
-      <w:t>2026-03-02</w:t>
+      <w:t>2026-03-03</w:t>
       <w:br/>
       <w:br/>
     </w:r>

--- a/tillsyn/A 22198-2025 tillsynsbegäran.docx
+++ b/tillsyn/A 22198-2025 tillsynsbegäran.docx
@@ -454,7 +454,7 @@
     <w:r>
       <w:tab/>
       <w:tab/>
-      <w:t>2026-03-03</w:t>
+      <w:t>2026-03-04</w:t>
       <w:br/>
       <w:br/>
     </w:r>

--- a/tillsyn/A 22198-2025 tillsynsbegäran.docx
+++ b/tillsyn/A 22198-2025 tillsynsbegäran.docx
@@ -454,7 +454,7 @@
     <w:r>
       <w:tab/>
       <w:tab/>
-      <w:t>2026-03-04</w:t>
+      <w:t>2026-03-05</w:t>
       <w:br/>
       <w:br/>
     </w:r>

--- a/tillsyn/A 22198-2025 tillsynsbegäran.docx
+++ b/tillsyn/A 22198-2025 tillsynsbegäran.docx
@@ -454,7 +454,7 @@
     <w:r>
       <w:tab/>
       <w:tab/>
-      <w:t>2026-03-05</w:t>
+      <w:t>2026-03-06</w:t>
       <w:br/>
       <w:br/>
     </w:r>

--- a/tillsyn/A 22198-2025 tillsynsbegäran.docx
+++ b/tillsyn/A 22198-2025 tillsynsbegäran.docx
@@ -454,7 +454,7 @@
     <w:r>
       <w:tab/>
       <w:tab/>
-      <w:t>2026-03-06</w:t>
+      <w:t>2026-03-07</w:t>
       <w:br/>
       <w:br/>
     </w:r>

--- a/tillsyn/A 22198-2025 tillsynsbegäran.docx
+++ b/tillsyn/A 22198-2025 tillsynsbegäran.docx
@@ -454,7 +454,7 @@
     <w:r>
       <w:tab/>
       <w:tab/>
-      <w:t>2026-03-07</w:t>
+      <w:t>2026-03-08</w:t>
       <w:br/>
       <w:br/>
     </w:r>

--- a/tillsyn/A 22198-2025 tillsynsbegäran.docx
+++ b/tillsyn/A 22198-2025 tillsynsbegäran.docx
@@ -454,7 +454,7 @@
     <w:r>
       <w:tab/>
       <w:tab/>
-      <w:t>2026-03-08</w:t>
+      <w:t>2026-03-09</w:t>
       <w:br/>
       <w:br/>
     </w:r>

--- a/tillsyn/A 22198-2025 tillsynsbegäran.docx
+++ b/tillsyn/A 22198-2025 tillsynsbegäran.docx
@@ -454,7 +454,7 @@
     <w:r>
       <w:tab/>
       <w:tab/>
-      <w:t>2026-03-09</w:t>
+      <w:t>2026-03-10</w:t>
       <w:br/>
       <w:br/>
     </w:r>

--- a/tillsyn/A 22198-2025 tillsynsbegäran.docx
+++ b/tillsyn/A 22198-2025 tillsynsbegäran.docx
@@ -454,7 +454,7 @@
     <w:r>
       <w:tab/>
       <w:tab/>
-      <w:t>2026-03-10</w:t>
+      <w:t>2026-03-11</w:t>
       <w:br/>
       <w:br/>
     </w:r>

--- a/tillsyn/A 22198-2025 tillsynsbegäran.docx
+++ b/tillsyn/A 22198-2025 tillsynsbegäran.docx
@@ -454,7 +454,7 @@
     <w:r>
       <w:tab/>
       <w:tab/>
-      <w:t>2026-03-11</w:t>
+      <w:t>2026-03-12</w:t>
       <w:br/>
       <w:br/>
     </w:r>

--- a/tillsyn/A 22198-2025 tillsynsbegäran.docx
+++ b/tillsyn/A 22198-2025 tillsynsbegäran.docx
@@ -454,7 +454,7 @@
     <w:r>
       <w:tab/>
       <w:tab/>
-      <w:t>2026-03-12</w:t>
+      <w:t>2026-03-13</w:t>
       <w:br/>
       <w:br/>
     </w:r>

--- a/tillsyn/A 22198-2025 tillsynsbegäran.docx
+++ b/tillsyn/A 22198-2025 tillsynsbegäran.docx
@@ -454,7 +454,7 @@
     <w:r>
       <w:tab/>
       <w:tab/>
-      <w:t>2026-03-13</w:t>
+      <w:t>2026-03-16</w:t>
       <w:br/>
       <w:br/>
     </w:r>

--- a/tillsyn/A 22198-2025 tillsynsbegäran.docx
+++ b/tillsyn/A 22198-2025 tillsynsbegäran.docx
@@ -454,7 +454,7 @@
     <w:r>
       <w:tab/>
       <w:tab/>
-      <w:t>2026-03-16</w:t>
+      <w:t>2026-03-17</w:t>
       <w:br/>
       <w:br/>
     </w:r>

--- a/tillsyn/A 22198-2025 tillsynsbegäran.docx
+++ b/tillsyn/A 22198-2025 tillsynsbegäran.docx
@@ -454,7 +454,7 @@
     <w:r>
       <w:tab/>
       <w:tab/>
-      <w:t>2026-03-17</w:t>
+      <w:t>2026-03-18</w:t>
       <w:br/>
       <w:br/>
     </w:r>

--- a/tillsyn/A 22198-2025 tillsynsbegäran.docx
+++ b/tillsyn/A 22198-2025 tillsynsbegäran.docx
@@ -454,7 +454,7 @@
     <w:r>
       <w:tab/>
       <w:tab/>
-      <w:t>2026-03-18</w:t>
+      <w:t>2026-03-19</w:t>
       <w:br/>
       <w:br/>
     </w:r>

--- a/tillsyn/A 22198-2025 tillsynsbegäran.docx
+++ b/tillsyn/A 22198-2025 tillsynsbegäran.docx
@@ -454,7 +454,7 @@
     <w:r>
       <w:tab/>
       <w:tab/>
-      <w:t>2026-03-19</w:t>
+      <w:t>2026-03-20</w:t>
       <w:br/>
       <w:br/>
     </w:r>

--- a/tillsyn/A 22198-2025 tillsynsbegäran.docx
+++ b/tillsyn/A 22198-2025 tillsynsbegäran.docx
@@ -454,7 +454,7 @@
     <w:r>
       <w:tab/>
       <w:tab/>
-      <w:t>2026-03-20</w:t>
+      <w:t>2026-03-21</w:t>
       <w:br/>
       <w:br/>
     </w:r>

--- a/tillsyn/A 22198-2025 tillsynsbegäran.docx
+++ b/tillsyn/A 22198-2025 tillsynsbegäran.docx
@@ -454,7 +454,7 @@
     <w:r>
       <w:tab/>
       <w:tab/>
-      <w:t>2026-03-21</w:t>
+      <w:t>2026-03-22</w:t>
       <w:br/>
       <w:br/>
     </w:r>

--- a/tillsyn/A 22198-2025 tillsynsbegäran.docx
+++ b/tillsyn/A 22198-2025 tillsynsbegäran.docx
@@ -454,7 +454,7 @@
     <w:r>
       <w:tab/>
       <w:tab/>
-      <w:t>2026-03-22</w:t>
+      <w:t>2026-03-23</w:t>
       <w:br/>
       <w:br/>
     </w:r>

--- a/tillsyn/A 22198-2025 tillsynsbegäran.docx
+++ b/tillsyn/A 22198-2025 tillsynsbegäran.docx
@@ -454,7 +454,7 @@
     <w:r>
       <w:tab/>
       <w:tab/>
-      <w:t>2026-03-23</w:t>
+      <w:t>2026-03-24</w:t>
       <w:br/>
       <w:br/>
     </w:r>

--- a/tillsyn/A 22198-2025 tillsynsbegäran.docx
+++ b/tillsyn/A 22198-2025 tillsynsbegäran.docx
@@ -454,7 +454,7 @@
     <w:r>
       <w:tab/>
       <w:tab/>
-      <w:t>2026-03-24</w:t>
+      <w:t>2026-03-25</w:t>
       <w:br/>
       <w:br/>
     </w:r>

--- a/tillsyn/A 22198-2025 tillsynsbegäran.docx
+++ b/tillsyn/A 22198-2025 tillsynsbegäran.docx
@@ -454,7 +454,7 @@
     <w:r>
       <w:tab/>
       <w:tab/>
-      <w:t>2026-03-25</w:t>
+      <w:t>2026-03-26</w:t>
       <w:br/>
       <w:br/>
     </w:r>

--- a/tillsyn/A 22198-2025 tillsynsbegäran.docx
+++ b/tillsyn/A 22198-2025 tillsynsbegäran.docx
@@ -454,7 +454,7 @@
     <w:r>
       <w:tab/>
       <w:tab/>
-      <w:t>2026-03-26</w:t>
+      <w:t>2026-03-27</w:t>
       <w:br/>
       <w:br/>
     </w:r>

--- a/tillsyn/A 22198-2025 tillsynsbegäran.docx
+++ b/tillsyn/A 22198-2025 tillsynsbegäran.docx
@@ -454,7 +454,7 @@
     <w:r>
       <w:tab/>
       <w:tab/>
-      <w:t>2026-03-27</w:t>
+      <w:t>2026-03-28</w:t>
       <w:br/>
       <w:br/>
     </w:r>

--- a/tillsyn/A 22198-2025 tillsynsbegäran.docx
+++ b/tillsyn/A 22198-2025 tillsynsbegäran.docx
@@ -454,7 +454,7 @@
     <w:r>
       <w:tab/>
       <w:tab/>
-      <w:t>2026-03-28</w:t>
+      <w:t>2026-03-29</w:t>
       <w:br/>
       <w:br/>
     </w:r>

--- a/tillsyn/A 22198-2025 tillsynsbegäran.docx
+++ b/tillsyn/A 22198-2025 tillsynsbegäran.docx
@@ -454,7 +454,7 @@
     <w:r>
       <w:tab/>
       <w:tab/>
-      <w:t>2026-03-29</w:t>
+      <w:t>2026-03-30</w:t>
       <w:br/>
       <w:br/>
     </w:r>

--- a/tillsyn/A 22198-2025 tillsynsbegäran.docx
+++ b/tillsyn/A 22198-2025 tillsynsbegäran.docx
@@ -454,7 +454,7 @@
     <w:r>
       <w:tab/>
       <w:tab/>
-      <w:t>2026-03-30</w:t>
+      <w:t>2026-03-31</w:t>
       <w:br/>
       <w:br/>
     </w:r>

--- a/tillsyn/A 22198-2025 tillsynsbegäran.docx
+++ b/tillsyn/A 22198-2025 tillsynsbegäran.docx
@@ -454,7 +454,7 @@
     <w:r>
       <w:tab/>
       <w:tab/>
-      <w:t>2026-03-31</w:t>
+      <w:t>2026-04-01</w:t>
       <w:br/>
       <w:br/>
     </w:r>

--- a/tillsyn/A 22198-2025 tillsynsbegäran.docx
+++ b/tillsyn/A 22198-2025 tillsynsbegäran.docx
@@ -454,7 +454,7 @@
     <w:r>
       <w:tab/>
       <w:tab/>
-      <w:t>2026-04-01</w:t>
+      <w:t>2026-04-02</w:t>
       <w:br/>
       <w:br/>
     </w:r>

--- a/tillsyn/A 22198-2025 tillsynsbegäran.docx
+++ b/tillsyn/A 22198-2025 tillsynsbegäran.docx
@@ -454,7 +454,7 @@
     <w:r>
       <w:tab/>
       <w:tab/>
-      <w:t>2026-04-02</w:t>
+      <w:t>2026-04-03</w:t>
       <w:br/>
       <w:br/>
     </w:r>

--- a/tillsyn/A 22198-2025 tillsynsbegäran.docx
+++ b/tillsyn/A 22198-2025 tillsynsbegäran.docx
@@ -454,7 +454,7 @@
     <w:r>
       <w:tab/>
       <w:tab/>
-      <w:t>2026-04-03</w:t>
+      <w:t>2026-04-04</w:t>
       <w:br/>
       <w:br/>
     </w:r>

--- a/tillsyn/A 22198-2025 tillsynsbegäran.docx
+++ b/tillsyn/A 22198-2025 tillsynsbegäran.docx
@@ -454,7 +454,7 @@
     <w:r>
       <w:tab/>
       <w:tab/>
-      <w:t>2026-04-04</w:t>
+      <w:t>2026-04-05</w:t>
       <w:br/>
       <w:br/>
     </w:r>

--- a/tillsyn/A 22198-2025 tillsynsbegäran.docx
+++ b/tillsyn/A 22198-2025 tillsynsbegäran.docx
@@ -454,7 +454,7 @@
     <w:r>
       <w:tab/>
       <w:tab/>
-      <w:t>2026-04-05</w:t>
+      <w:t>2026-04-06</w:t>
       <w:br/>
       <w:br/>
     </w:r>

--- a/tillsyn/A 22198-2025 tillsynsbegäran.docx
+++ b/tillsyn/A 22198-2025 tillsynsbegäran.docx
@@ -98,7 +98,7 @@
         <w:t>Mindre märgborre</w:t>
       </w:r>
       <w:r>
-        <w:t xml:space="preserve"> är en signalart för tallskog med höga naturvärden och betraktas tillsammans med skarptandad barkborre (NT) som nyckelarter för ett antal sällsynta åtgärdsprogramsarter som är beroende av deras gångsystem. Bland dessa kan nämnas avlång barkborre (VU), </w:t>
+        <w:t xml:space="preserve"> är en signalart för tallskog med höga naturvärden och betraktas tillsammans med skarptandad barkborre som nyckelarter för ett antal sällsynta åtgärdsprogramsarter som är beroende av deras gångsystem. Bland dessa kan nämnas avlång barkborre (VU), </w:t>
       </w:r>
       <w:r>
         <w:rPr>
@@ -107,7 +107,7 @@
         <w:t>Corticeus longulus</w:t>
       </w:r>
       <w:r>
-        <w:t xml:space="preserve"> (VU), tallbarksvartbagge (VU), tallgångbagge (VU) och cholodkovskys bastborre (NT). Den mindre märgborrens måsvingeliknande gnaggångar är lätta att känna igen och hittas ofta på grova tallgrenar på marken. Rika förekomster av främst mindre märgborre men även skarptandad barkborre (NT) är en signal för artrikedom och inventeringar har visat att det är i skogar med en naturlig självgallring som det skapas förutsättningar för dessa arter samt de efterföljande åtgärdsprogramsarterna. Tallskogar med stark förekomst av mindre märgborre och skarptandad barkborre bör avsättas som reservat. Generellt bör hänsyn tas vid slutavverkning av talldominerad skog så att avverkningsrester som gren- och toppdelar lämnas. Mindre märgborre är typisk art för </w:t>
+        <w:t xml:space="preserve"> (VU), tallgångbagge (VU), cholodkovskys bastborre (NT) och tallbarksvartbagge (NT). Den mindre märgborrens måsvingeliknande gnaggångar är lätta att känna igen och hittas ofta på grova tallgrenar på marken. Rika förekomster av främst mindre märgborre men även skarptandad barkborre är en signal för artrikedom och inventeringar har visat att det är i skogar med en naturlig självgallring som det skapas förutsättningar för dessa arter samt de efterföljande åtgärdsprogramsarterna. Tallskogar med stark förekomst av mindre märgborre och skarptandad barkborre bör avsättas som reservat. Generellt bör hänsyn tas vid slutavverkning av talldominerad skog så att avverkningsrester som gren- och toppdelar lämnas. Mindre märgborre är typisk art för </w:t>
       </w:r>
       <w:r>
         <w:rPr>
@@ -116,7 +116,7 @@
         <w:t>9060 Åsbarrskog</w:t>
       </w:r>
       <w:r>
-        <w:t xml:space="preserve"> (Pettersson, 2014; Hedgren, 2012; Gunnarsson m fl., 1999).</w:t>
+        <w:t xml:space="preserve"> (SLU Artdatabanken, 2026; Pettersson, 2014; Hedgren, 2012; Gunnarsson m fl., 1999).</w:t>
       </w:r>
     </w:p>
     <w:p>
@@ -142,7 +142,7 @@
     </w:p>
     <w:p>
       <w:r>
-        <w:t xml:space="preserve">Mindre märgborre är en signalart för tallskog med höga naturvärden och kan lätt konstateras genom sina karaktäristiska måsvingeliknande gnagspår som ofta hittas på grova tallgrenar på marken. Mindre märgborre betraktas tillsammans med skarptandad barkborre (NT) som nyckelarter, eftersom en rad sällsynta efterföljande arter är beroende av deras gångsystem. Bland dessa kan nämnas åtgärdsprogramsarterna avlång barkborre (VU), </w:t>
+        <w:t xml:space="preserve">Mindre märgborre är en signalart för tallskog med höga naturvärden och kan lätt konstateras genom sina karaktäristiska måsvingeliknande gnagspår som ofta hittas på grova tallgrenar på marken. Mindre märgborre betraktas tillsammans med skarptandad barkborre som nyckelarter, eftersom en rad sällsynta efterföljande arter är beroende av deras gångsystem. Bland dessa kan nämnas åtgärdsprogramsarterna avlång barkborre (VU), </w:t>
       </w:r>
       <w:r>
         <w:rPr>
@@ -151,7 +151,7 @@
         <w:t>Corticeus longulus</w:t>
       </w:r>
       <w:r>
-        <w:t xml:space="preserve"> (VU), tallbarksvartbagge (VU), tallgångbagge (VU) och cholodkovskys bastborre (NT) (Pettersson, 2014; Gunnarsson m fl., 1999).</w:t>
+        <w:t xml:space="preserve"> (VU), tallgångbagge (VU), cholodkovskys bastborre (NT) och tallbarksvartbagge (NT) (Pettersson, 2014; Gunnarsson m fl., 1999).</w:t>
       </w:r>
     </w:p>
     <w:p>
@@ -161,12 +161,12 @@
     </w:p>
     <w:p>
       <w:r>
-        <w:t>Ett tydligt exempel på en generalist som gynnas av dagens skogsbruk är större märgborre på nydöd tall. Denna utvecklas förutom i vindfällen gärna i avverkningsavfall, inklusive avverkningsstubbar och röjningsstammar. Därmed har den större märgborren möjlighet att upprätthålla stora och stabila populationer på huvuddelen av landets skogsmark, vilket leder till en trivialisering av faunan. Större märgborre inverkar sannolikt direkt negativt på arter som tolvtandad barkborre (EN) och avlång barkborre (VU), och indirekt på de som är gynnade av blånadssvampar, dvs. följearter till framförallt mindre märgborre och skarptandad barkborre (NT). De barkborrar som missgynnas av större märgborre är i mycket högre grad gynnade av tallar som dör genom självgallring, dvs. i normalfallet skog som inte används till skogsproduktion (Pettersson, 2014; Wikars, skriftl.).</w:t>
+        <w:t>Ett tydligt exempel på en generalist som gynnas av dagens skogsbruk är större märgborre på nydöd tall. Denna utvecklas förutom i vindfällen gärna i avverkningsavfall, inklusive avverkningsstubbar och röjningsstammar. Därmed har den större märgborren möjlighet att upprätthålla stora och stabila populationer på huvuddelen av landets skogsmark, vilket leder till en trivialisering av faunan. Större märgborre inverkar sannolikt direkt negativt på arter som tolvtandad barkborre (EN) och avlång barkborre (VU), och indirekt på de som är gynnade av blånadssvampar, dvs. följearter till framförallt mindre märgborre och skarptandad barkborre. De barkborrar som missgynnas av större märgborre är i mycket högre grad gynnade av tallar som dör genom självgallring, dvs. i normalfallet skog som inte används till skogsproduktion (Pettersson, 2014; Wikars, skriftl.).</w:t>
       </w:r>
     </w:p>
     <w:p>
       <w:r>
-        <w:t xml:space="preserve">Rika förekomster av främst mindre märgborre men även skarptandad barkborre (NT) är en signal för artrikedom och inventeringar har visat att det är i skogar med en naturlig självgallring som det skapas förutsättningar för dessa arter samt de efterföljande åtgärdsprogramsarterna (Pettersson, 2014; Hedgren, 2012). Tallskogar med stark förekomst av mindre märgborre och skarptandad barkborre bör avsättas som reservat. Generellt bör hänsyn tas vid slutavverkning av talldominerad skog så att avverkningsrester som gren- och toppdelar (s.k. GROT) lämnas. Mindre märgborre är typisk art för </w:t>
+        <w:t xml:space="preserve">Rika förekomster av främst mindre märgborre men även skarptandad barkborre är en signal för artrikedom och inventeringar har visat att det är i skogar med en naturlig självgallring som det skapas förutsättningar för dessa arter samt de efterföljande åtgärdsprogramsarterna (Pettersson, 2014; Hedgren, 2012). Tallskogar med stark förekomst av mindre märgborre och skarptandad barkborre bör avsättas som reservat. Generellt bör hänsyn tas vid slutavverkning av talldominerad skog så att avverkningsrester som gren- och toppdelar (s.k. GROT) lämnas. Mindre märgborre är typisk art för </w:t>
       </w:r>
       <w:r>
         <w:rPr>
@@ -175,7 +175,7 @@
         <w:t>9060 Åsbarrskog</w:t>
       </w:r>
       <w:r>
-        <w:t xml:space="preserve"> (Pettersson, 2014; SLU Artdatabanken, 2024).</w:t>
+        <w:t xml:space="preserve"> (Pettersson, 2014; SLU Artdatabanken, 2026).</w:t>
       </w:r>
     </w:p>
     <w:p>
@@ -286,7 +286,7 @@
     </w:p>
     <w:p>
       <w:r>
-        <w:t xml:space="preserve">SLU Artdatabanken, 2024. </w:t>
+        <w:t xml:space="preserve">SLU Artdatabanken, 2026. </w:t>
       </w:r>
       <w:r>
         <w:rPr>
@@ -454,7 +454,7 @@
     <w:r>
       <w:tab/>
       <w:tab/>
-      <w:t>2026-04-06</w:t>
+      <w:t>2026-04-07</w:t>
       <w:br/>
       <w:br/>
     </w:r>

--- a/tillsyn/A 22198-2025 tillsynsbegäran.docx
+++ b/tillsyn/A 22198-2025 tillsynsbegäran.docx
@@ -454,7 +454,7 @@
     <w:r>
       <w:tab/>
       <w:tab/>
-      <w:t>2026-04-07</w:t>
+      <w:t>2026-04-08</w:t>
       <w:br/>
       <w:br/>
     </w:r>

--- a/tillsyn/A 22198-2025 tillsynsbegäran.docx
+++ b/tillsyn/A 22198-2025 tillsynsbegäran.docx
@@ -454,7 +454,7 @@
     <w:r>
       <w:tab/>
       <w:tab/>
-      <w:t>2026-04-08</w:t>
+      <w:t>2026-04-09</w:t>
       <w:br/>
       <w:br/>
     </w:r>

--- a/tillsyn/A 22198-2025 tillsynsbegäran.docx
+++ b/tillsyn/A 22198-2025 tillsynsbegäran.docx
@@ -454,7 +454,7 @@
     <w:r>
       <w:tab/>
       <w:tab/>
-      <w:t>2026-04-09</w:t>
+      <w:t>2026-04-10</w:t>
       <w:br/>
       <w:br/>
     </w:r>

--- a/tillsyn/A 22198-2025 tillsynsbegäran.docx
+++ b/tillsyn/A 22198-2025 tillsynsbegäran.docx
@@ -454,7 +454,7 @@
     <w:r>
       <w:tab/>
       <w:tab/>
-      <w:t>2026-04-10</w:t>
+      <w:t>2026-04-11</w:t>
       <w:br/>
       <w:br/>
     </w:r>

--- a/tillsyn/A 22198-2025 tillsynsbegäran.docx
+++ b/tillsyn/A 22198-2025 tillsynsbegäran.docx
@@ -454,7 +454,7 @@
     <w:r>
       <w:tab/>
       <w:tab/>
-      <w:t>2026-04-11</w:t>
+      <w:t>2026-04-12</w:t>
       <w:br/>
       <w:br/>
     </w:r>

--- a/tillsyn/A 22198-2025 tillsynsbegäran.docx
+++ b/tillsyn/A 22198-2025 tillsynsbegäran.docx
@@ -454,7 +454,7 @@
     <w:r>
       <w:tab/>
       <w:tab/>
-      <w:t>2026-04-12</w:t>
+      <w:t>2026-04-13</w:t>
       <w:br/>
       <w:br/>
     </w:r>

--- a/tillsyn/A 22198-2025 tillsynsbegäran.docx
+++ b/tillsyn/A 22198-2025 tillsynsbegäran.docx
@@ -454,7 +454,7 @@
     <w:r>
       <w:tab/>
       <w:tab/>
-      <w:t>2026-04-14</w:t>
+      <w:t>2026-04-15</w:t>
       <w:br/>
       <w:br/>
     </w:r>

--- a/tillsyn/A 22198-2025 tillsynsbegäran.docx
+++ b/tillsyn/A 22198-2025 tillsynsbegäran.docx
@@ -454,7 +454,7 @@
     <w:r>
       <w:tab/>
       <w:tab/>
-      <w:t>2026-04-15</w:t>
+      <w:t>2026-04-16</w:t>
       <w:br/>
       <w:br/>
     </w:r>

--- a/tillsyn/A 22198-2025 tillsynsbegäran.docx
+++ b/tillsyn/A 22198-2025 tillsynsbegäran.docx
@@ -454,7 +454,7 @@
     <w:r>
       <w:tab/>
       <w:tab/>
-      <w:t>2026-04-16</w:t>
+      <w:t>2026-04-17</w:t>
       <w:br/>
       <w:br/>
     </w:r>

--- a/tillsyn/A 22198-2025 tillsynsbegäran.docx
+++ b/tillsyn/A 22198-2025 tillsynsbegäran.docx
@@ -454,7 +454,7 @@
     <w:r>
       <w:tab/>
       <w:tab/>
-      <w:t>2026-04-17</w:t>
+      <w:t>2026-04-18</w:t>
       <w:br/>
       <w:br/>
     </w:r>

--- a/tillsyn/A 22198-2025 tillsynsbegäran.docx
+++ b/tillsyn/A 22198-2025 tillsynsbegäran.docx
@@ -454,7 +454,7 @@
     <w:r>
       <w:tab/>
       <w:tab/>
-      <w:t>2026-04-18</w:t>
+      <w:t>2026-04-19</w:t>
       <w:br/>
       <w:br/>
     </w:r>

--- a/tillsyn/A 22198-2025 tillsynsbegäran.docx
+++ b/tillsyn/A 22198-2025 tillsynsbegäran.docx
@@ -454,7 +454,7 @@
     <w:r>
       <w:tab/>
       <w:tab/>
-      <w:t>2026-04-19</w:t>
+      <w:t>2026-04-20</w:t>
       <w:br/>
       <w:br/>
     </w:r>

--- a/tillsyn/A 22198-2025 tillsynsbegäran.docx
+++ b/tillsyn/A 22198-2025 tillsynsbegäran.docx
@@ -454,7 +454,7 @@
     <w:r>
       <w:tab/>
       <w:tab/>
-      <w:t>2026-04-20</w:t>
+      <w:t>2026-04-21</w:t>
       <w:br/>
       <w:br/>
     </w:r>

--- a/tillsyn/A 22198-2025 tillsynsbegäran.docx
+++ b/tillsyn/A 22198-2025 tillsynsbegäran.docx
@@ -454,7 +454,7 @@
     <w:r>
       <w:tab/>
       <w:tab/>
-      <w:t>2026-04-21</w:t>
+      <w:t>2026-04-22</w:t>
       <w:br/>
       <w:br/>
     </w:r>

--- a/tillsyn/A 22198-2025 tillsynsbegäran.docx
+++ b/tillsyn/A 22198-2025 tillsynsbegäran.docx
@@ -454,7 +454,7 @@
     <w:r>
       <w:tab/>
       <w:tab/>
-      <w:t>2026-04-22</w:t>
+      <w:t>2026-04-23</w:t>
       <w:br/>
       <w:br/>
     </w:r>

--- a/tillsyn/A 22198-2025 tillsynsbegäran.docx
+++ b/tillsyn/A 22198-2025 tillsynsbegäran.docx
@@ -454,7 +454,7 @@
     <w:r>
       <w:tab/>
       <w:tab/>
-      <w:t>2026-04-23</w:t>
+      <w:t>2026-04-24</w:t>
       <w:br/>
       <w:br/>
     </w:r>

--- a/tillsyn/A 22198-2025 tillsynsbegäran.docx
+++ b/tillsyn/A 22198-2025 tillsynsbegäran.docx
@@ -454,7 +454,7 @@
     <w:r>
       <w:tab/>
       <w:tab/>
-      <w:t>2026-04-24</w:t>
+      <w:t>2026-04-25</w:t>
       <w:br/>
       <w:br/>
     </w:r>

--- a/tillsyn/A 22198-2025 tillsynsbegäran.docx
+++ b/tillsyn/A 22198-2025 tillsynsbegäran.docx
@@ -454,7 +454,7 @@
     <w:r>
       <w:tab/>
       <w:tab/>
-      <w:t>2026-04-25</w:t>
+      <w:t>2026-04-26</w:t>
       <w:br/>
       <w:br/>
     </w:r>

--- a/tillsyn/A 22198-2025 tillsynsbegäran.docx
+++ b/tillsyn/A 22198-2025 tillsynsbegäran.docx
@@ -454,7 +454,7 @@
     <w:r>
       <w:tab/>
       <w:tab/>
-      <w:t>2026-04-26</w:t>
+      <w:t>2026-04-27</w:t>
       <w:br/>
       <w:br/>
     </w:r>

--- a/tillsyn/A 22198-2025 tillsynsbegäran.docx
+++ b/tillsyn/A 22198-2025 tillsynsbegäran.docx
@@ -454,7 +454,7 @@
     <w:r>
       <w:tab/>
       <w:tab/>
-      <w:t>2026-04-27</w:t>
+      <w:t>2026-04-28</w:t>
       <w:br/>
       <w:br/>
     </w:r>

--- a/tillsyn/A 22198-2025 tillsynsbegäran.docx
+++ b/tillsyn/A 22198-2025 tillsynsbegäran.docx
@@ -454,7 +454,7 @@
     <w:r>
       <w:tab/>
       <w:tab/>
-      <w:t>2026-04-28</w:t>
+      <w:t>2026-04-29</w:t>
       <w:br/>
       <w:br/>
     </w:r>

--- a/tillsyn/A 22198-2025 tillsynsbegäran.docx
+++ b/tillsyn/A 22198-2025 tillsynsbegäran.docx
@@ -454,7 +454,7 @@
     <w:r>
       <w:tab/>
       <w:tab/>
-      <w:t>2026-04-29</w:t>
+      <w:t>2026-04-30</w:t>
       <w:br/>
       <w:br/>
     </w:r>

--- a/tillsyn/A 22198-2025 tillsynsbegäran.docx
+++ b/tillsyn/A 22198-2025 tillsynsbegäran.docx
@@ -454,7 +454,7 @@
     <w:r>
       <w:tab/>
       <w:tab/>
-      <w:t>2026-04-30</w:t>
+      <w:t>2026-05-01</w:t>
       <w:br/>
       <w:br/>
     </w:r>

--- a/tillsyn/A 22198-2025 tillsynsbegäran.docx
+++ b/tillsyn/A 22198-2025 tillsynsbegäran.docx
@@ -454,7 +454,7 @@
     <w:r>
       <w:tab/>
       <w:tab/>
-      <w:t>2026-05-01</w:t>
+      <w:t>2026-05-02</w:t>
       <w:br/>
       <w:br/>
     </w:r>

--- a/tillsyn/A 22198-2025 tillsynsbegäran.docx
+++ b/tillsyn/A 22198-2025 tillsynsbegäran.docx
@@ -454,7 +454,7 @@
     <w:r>
       <w:tab/>
       <w:tab/>
-      <w:t>2026-05-02</w:t>
+      <w:t>2026-05-03</w:t>
       <w:br/>
       <w:br/>
     </w:r>

--- a/tillsyn/A 22198-2025 tillsynsbegäran.docx
+++ b/tillsyn/A 22198-2025 tillsynsbegäran.docx
@@ -454,7 +454,7 @@
     <w:r>
       <w:tab/>
       <w:tab/>
-      <w:t>2026-05-03</w:t>
+      <w:t>2026-05-04</w:t>
       <w:br/>
       <w:br/>
     </w:r>

--- a/tillsyn/A 22198-2025 tillsynsbegäran.docx
+++ b/tillsyn/A 22198-2025 tillsynsbegäran.docx
@@ -454,7 +454,7 @@
     <w:r>
       <w:tab/>
       <w:tab/>
-      <w:t>2026-05-16</w:t>
+      <w:t>2026-05-17</w:t>
       <w:br/>
       <w:br/>
     </w:r>

--- a/tillsyn/A 22198-2025 tillsynsbegäran.docx
+++ b/tillsyn/A 22198-2025 tillsynsbegäran.docx
@@ -454,7 +454,7 @@
     <w:r>
       <w:tab/>
       <w:tab/>
-      <w:t>2026-05-17</w:t>
+      <w:t>2026-05-18</w:t>
       <w:br/>
       <w:br/>
     </w:r>

--- a/tillsyn/A 22198-2025 tillsynsbegäran.docx
+++ b/tillsyn/A 22198-2025 tillsynsbegäran.docx
@@ -454,7 +454,7 @@
     <w:r>
       <w:tab/>
       <w:tab/>
-      <w:t>2026-05-18</w:t>
+      <w:t>2026-05-19</w:t>
       <w:br/>
       <w:br/>
     </w:r>

--- a/tillsyn/A 22198-2025 tillsynsbegäran.docx
+++ b/tillsyn/A 22198-2025 tillsynsbegäran.docx
@@ -454,7 +454,7 @@
     <w:r>
       <w:tab/>
       <w:tab/>
-      <w:t>2026-05-19</w:t>
+      <w:t>2026-05-20</w:t>
       <w:br/>
       <w:br/>
     </w:r>

--- a/tillsyn/A 22198-2025 tillsynsbegäran.docx
+++ b/tillsyn/A 22198-2025 tillsynsbegäran.docx
@@ -454,7 +454,7 @@
     <w:r>
       <w:tab/>
       <w:tab/>
-      <w:t>2026-05-20</w:t>
+      <w:t>2026-05-21</w:t>
       <w:br/>
       <w:br/>
     </w:r>

--- a/tillsyn/A 22198-2025 tillsynsbegäran.docx
+++ b/tillsyn/A 22198-2025 tillsynsbegäran.docx
@@ -454,7 +454,7 @@
     <w:r>
       <w:tab/>
       <w:tab/>
-      <w:t>2026-05-21</w:t>
+      <w:t>2026-05-22</w:t>
       <w:br/>
       <w:br/>
     </w:r>

--- a/tillsyn/A 22198-2025 tillsynsbegäran.docx
+++ b/tillsyn/A 22198-2025 tillsynsbegäran.docx
@@ -454,7 +454,7 @@
     <w:r>
       <w:tab/>
       <w:tab/>
-      <w:t>2026-05-22</w:t>
+      <w:t>2026-05-23</w:t>
       <w:br/>
       <w:br/>
     </w:r>

--- a/tillsyn/A 22198-2025 tillsynsbegäran.docx
+++ b/tillsyn/A 22198-2025 tillsynsbegäran.docx
@@ -454,7 +454,7 @@
     <w:r>
       <w:tab/>
       <w:tab/>
-      <w:t>2026-05-23</w:t>
+      <w:t>2026-05-24</w:t>
       <w:br/>
       <w:br/>
     </w:r>

--- a/tillsyn/A 22198-2025 tillsynsbegäran.docx
+++ b/tillsyn/A 22198-2025 tillsynsbegäran.docx
@@ -454,7 +454,7 @@
     <w:r>
       <w:tab/>
       <w:tab/>
-      <w:t>2026-05-24</w:t>
+      <w:t>2026-05-25</w:t>
       <w:br/>
       <w:br/>
     </w:r>

--- a/tillsyn/A 22198-2025 tillsynsbegäran.docx
+++ b/tillsyn/A 22198-2025 tillsynsbegäran.docx
@@ -454,7 +454,7 @@
     <w:r>
       <w:tab/>
       <w:tab/>
-      <w:t>2026-05-25</w:t>
+      <w:t>2026-05-26</w:t>
       <w:br/>
       <w:br/>
     </w:r>

--- a/tillsyn/A 22198-2025 tillsynsbegäran.docx
+++ b/tillsyn/A 22198-2025 tillsynsbegäran.docx
@@ -454,7 +454,7 @@
     <w:r>
       <w:tab/>
       <w:tab/>
-      <w:t>2026-05-26</w:t>
+      <w:t>2026-05-27</w:t>
       <w:br/>
       <w:br/>
     </w:r>

--- a/tillsyn/A 22198-2025 tillsynsbegäran.docx
+++ b/tillsyn/A 22198-2025 tillsynsbegäran.docx
@@ -454,7 +454,7 @@
     <w:r>
       <w:tab/>
       <w:tab/>
-      <w:t>2026-05-27</w:t>
+      <w:t>2026-05-28</w:t>
       <w:br/>
       <w:br/>
     </w:r>

--- a/tillsyn/A 22198-2025 tillsynsbegäran.docx
+++ b/tillsyn/A 22198-2025 tillsynsbegäran.docx
@@ -454,7 +454,7 @@
     <w:r>
       <w:tab/>
       <w:tab/>
-      <w:t>2026-05-28</w:t>
+      <w:t>2026-05-29</w:t>
       <w:br/>
       <w:br/>
     </w:r>

--- a/tillsyn/A 22198-2025 tillsynsbegäran.docx
+++ b/tillsyn/A 22198-2025 tillsynsbegäran.docx
@@ -454,7 +454,7 @@
     <w:r>
       <w:tab/>
       <w:tab/>
-      <w:t>2026-05-29</w:t>
+      <w:t>2026-05-30</w:t>
       <w:br/>
       <w:br/>
     </w:r>

--- a/tillsyn/A 22198-2025 tillsynsbegäran.docx
+++ b/tillsyn/A 22198-2025 tillsynsbegäran.docx
@@ -454,7 +454,7 @@
     <w:r>
       <w:tab/>
       <w:tab/>
-      <w:t>2026-05-30</w:t>
+      <w:t>2026-05-31</w:t>
       <w:br/>
       <w:br/>
     </w:r>

--- a/tillsyn/A 22198-2025 tillsynsbegäran.docx
+++ b/tillsyn/A 22198-2025 tillsynsbegäran.docx
@@ -454,7 +454,7 @@
     <w:r>
       <w:tab/>
       <w:tab/>
-      <w:t>2026-05-31</w:t>
+      <w:t>2026-06-01</w:t>
       <w:br/>
       <w:br/>
     </w:r>

--- a/tillsyn/A 22198-2025 tillsynsbegäran.docx
+++ b/tillsyn/A 22198-2025 tillsynsbegäran.docx
@@ -454,7 +454,7 @@
     <w:r>
       <w:tab/>
       <w:tab/>
-      <w:t>2026-06-01</w:t>
+      <w:t>2026-06-02</w:t>
       <w:br/>
       <w:br/>
     </w:r>

--- a/tillsyn/A 22198-2025 tillsynsbegäran.docx
+++ b/tillsyn/A 22198-2025 tillsynsbegäran.docx
@@ -454,7 +454,7 @@
     <w:r>
       <w:tab/>
       <w:tab/>
-      <w:t>2026-06-02</w:t>
+      <w:t>2026-06-03</w:t>
       <w:br/>
       <w:br/>
     </w:r>

--- a/tillsyn/A 22198-2025 tillsynsbegäran.docx
+++ b/tillsyn/A 22198-2025 tillsynsbegäran.docx
@@ -454,7 +454,7 @@
     <w:r>
       <w:tab/>
       <w:tab/>
-      <w:t>2026-06-03</w:t>
+      <w:t>2026-06-04</w:t>
       <w:br/>
       <w:br/>
     </w:r>

--- a/tillsyn/A 22198-2025 tillsynsbegäran.docx
+++ b/tillsyn/A 22198-2025 tillsynsbegäran.docx
@@ -454,7 +454,7 @@
     <w:r>
       <w:tab/>
       <w:tab/>
-      <w:t>2026-06-04</w:t>
+      <w:t>2026-06-05</w:t>
       <w:br/>
       <w:br/>
     </w:r>

--- a/tillsyn/A 22198-2025 tillsynsbegäran.docx
+++ b/tillsyn/A 22198-2025 tillsynsbegäran.docx
@@ -454,7 +454,7 @@
     <w:r>
       <w:tab/>
       <w:tab/>
-      <w:t>2026-06-05</w:t>
+      <w:t>2026-06-06</w:t>
       <w:br/>
       <w:br/>
     </w:r>

--- a/tillsyn/A 22198-2025 tillsynsbegäran.docx
+++ b/tillsyn/A 22198-2025 tillsynsbegäran.docx
@@ -454,7 +454,7 @@
     <w:r>
       <w:tab/>
       <w:tab/>
-      <w:t>2026-06-06</w:t>
+      <w:t>2026-06-07</w:t>
       <w:br/>
       <w:br/>
     </w:r>

--- a/tillsyn/A 22198-2025 tillsynsbegäran.docx
+++ b/tillsyn/A 22198-2025 tillsynsbegäran.docx
@@ -454,7 +454,7 @@
     <w:r>
       <w:tab/>
       <w:tab/>
-      <w:t>2026-06-07</w:t>
+      <w:t>2026-06-08</w:t>
       <w:br/>
       <w:br/>
     </w:r>
